--- a/!Готовые работы/12.docx
+++ b/!Готовые работы/12.docx
@@ -70,6 +70,7 @@
         </w:rPr>
         <w:t>Цели</w:t>
       </w:r>
+      <w:proofErr w:type="gramStart"/>
       <w:r>
         <w:rPr>
           <w:b/>
@@ -80,7 +81,11 @@
         <w:t xml:space="preserve"> </w:t>
       </w:r>
       <w:r>
-        <w:t>Провести проверку функционирования ИС, заполнить протоколы оценки, подготовить и защитить итоговый отчёт.</w:t>
+        <w:t>Провести</w:t>
+      </w:r>
+      <w:proofErr w:type="gramEnd"/>
+      <w:r>
+        <w:t xml:space="preserve"> проверку функционирования ИС, заполнить протоколы оценки, подготовить и защитить итоговый отчёт.</w:t>
       </w:r>
     </w:p>
     <w:p>
@@ -355,7 +360,23 @@
                 <w:sz w:val="20"/>
                 <w:szCs w:val="24"/>
               </w:rPr>
-              <w:t>БД AutoCenterPlusDB создана в MS SQL Server: таблицы, ограничения, индексы, данные варианта, импорт из JSON</w:t>
+              <w:t xml:space="preserve">БД </w:t>
+            </w:r>
+            <w:proofErr w:type="spellStart"/>
+            <w:r>
+              <w:rPr>
+                <w:sz w:val="20"/>
+                <w:szCs w:val="24"/>
+              </w:rPr>
+              <w:t>AutoCenterPlusDB</w:t>
+            </w:r>
+            <w:proofErr w:type="spellEnd"/>
+            <w:r>
+              <w:rPr>
+                <w:sz w:val="20"/>
+                <w:szCs w:val="24"/>
+              </w:rPr>
+              <w:t xml:space="preserve"> создана в MS SQL Server: таблицы, ограничения, индексы, данные варианта, импорт из JSON</w:t>
             </w:r>
           </w:p>
         </w:tc>
@@ -547,7 +568,23 @@
                 <w:sz w:val="20"/>
                 <w:szCs w:val="24"/>
               </w:rPr>
-              <w:t>Модули C# (WinForms-клиент + REST API), настройка параметров, RBAC, логирование реализованы</w:t>
+              <w:t>Модули C# (</w:t>
+            </w:r>
+            <w:proofErr w:type="spellStart"/>
+            <w:r>
+              <w:rPr>
+                <w:sz w:val="20"/>
+                <w:szCs w:val="24"/>
+              </w:rPr>
+              <w:t>WinForms</w:t>
+            </w:r>
+            <w:proofErr w:type="spellEnd"/>
+            <w:r>
+              <w:rPr>
+                <w:sz w:val="20"/>
+                <w:szCs w:val="24"/>
+              </w:rPr>
+              <w:t>-клиент + REST API), настройка параметров, RBAC, логирование реализованы</w:t>
             </w:r>
           </w:p>
         </w:tc>
@@ -643,7 +680,23 @@
                 <w:sz w:val="20"/>
                 <w:szCs w:val="24"/>
               </w:rPr>
-              <w:t>Модуль «АнализЗаказовКлиентов» по КИМ: 6 экспертных сценариев пройдены</w:t>
+              <w:t>Модуль «</w:t>
+            </w:r>
+            <w:proofErr w:type="spellStart"/>
+            <w:r>
+              <w:rPr>
+                <w:sz w:val="20"/>
+                <w:szCs w:val="24"/>
+              </w:rPr>
+              <w:t>АнализЗаказовКлиентов</w:t>
+            </w:r>
+            <w:proofErr w:type="spellEnd"/>
+            <w:r>
+              <w:rPr>
+                <w:sz w:val="20"/>
+                <w:szCs w:val="24"/>
+              </w:rPr>
+              <w:t>» по КИМ: 6 экспертных сценариев пройдены</w:t>
             </w:r>
           </w:p>
         </w:tc>
@@ -1063,12 +1116,21 @@
                 <w:szCs w:val="24"/>
               </w:rPr>
             </w:pPr>
+            <w:proofErr w:type="spellStart"/>
             <w:r>
               <w:rPr>
                 <w:sz w:val="20"/>
                 <w:szCs w:val="24"/>
               </w:rPr>
-              <w:t>Хеши SHA-256 + соль, параметризованные запросы, RBAC</w:t>
+              <w:t>Хеши</w:t>
+            </w:r>
+            <w:proofErr w:type="spellEnd"/>
+            <w:r>
+              <w:rPr>
+                <w:sz w:val="20"/>
+                <w:szCs w:val="24"/>
+              </w:rPr>
+              <w:t xml:space="preserve"> SHA-256 + соль, параметризованные запросы, RBAC</w:t>
             </w:r>
           </w:p>
         </w:tc>
@@ -1138,7 +1200,55 @@
                 <w:sz w:val="20"/>
                 <w:szCs w:val="24"/>
               </w:rPr>
-              <w:t>Index Seek вместо Table Scan после оптимизации</w:t>
+              <w:t xml:space="preserve">Index </w:t>
+            </w:r>
+            <w:proofErr w:type="spellStart"/>
+            <w:r>
+              <w:rPr>
+                <w:sz w:val="20"/>
+                <w:szCs w:val="24"/>
+              </w:rPr>
+              <w:t>Seek</w:t>
+            </w:r>
+            <w:proofErr w:type="spellEnd"/>
+            <w:r>
+              <w:rPr>
+                <w:sz w:val="20"/>
+                <w:szCs w:val="24"/>
+              </w:rPr>
+              <w:t xml:space="preserve"> вместо </w:t>
+            </w:r>
+            <w:proofErr w:type="spellStart"/>
+            <w:r>
+              <w:rPr>
+                <w:sz w:val="20"/>
+                <w:szCs w:val="24"/>
+              </w:rPr>
+              <w:t>Table</w:t>
+            </w:r>
+            <w:proofErr w:type="spellEnd"/>
+            <w:r>
+              <w:rPr>
+                <w:sz w:val="20"/>
+                <w:szCs w:val="24"/>
+              </w:rPr>
+              <w:t xml:space="preserve"> </w:t>
+            </w:r>
+            <w:proofErr w:type="spellStart"/>
+            <w:r>
+              <w:rPr>
+                <w:sz w:val="20"/>
+                <w:szCs w:val="24"/>
+              </w:rPr>
+              <w:t>Scan</w:t>
+            </w:r>
+            <w:proofErr w:type="spellEnd"/>
+            <w:r>
+              <w:rPr>
+                <w:sz w:val="20"/>
+                <w:szCs w:val="24"/>
+              </w:rPr>
+              <w:t xml:space="preserve"> после оптимизации</w:t>
             </w:r>
           </w:p>
         </w:tc>
@@ -1160,6 +1270,7 @@
                 <w:szCs w:val="24"/>
               </w:rPr>
             </w:pPr>
+            <w:proofErr w:type="spellStart"/>
             <w:r>
               <w:rPr>
                 <w:sz w:val="20"/>
@@ -1167,6 +1278,7 @@
               </w:rPr>
               <w:t>Сопровождаемость</w:t>
             </w:r>
+            <w:proofErr w:type="spellEnd"/>
           </w:p>
         </w:tc>
         <w:tc>
@@ -1208,7 +1320,25 @@
                 <w:sz w:val="20"/>
                 <w:szCs w:val="24"/>
               </w:rPr>
-              <w:t>Единая схема именования, параметры в appsettings.json, документированные SQL-скрипты 01–10</w:t>
+              <w:t xml:space="preserve">Единая схема именования, параметры в </w:t>
+            </w:r>
+            <w:proofErr w:type="spellStart"/>
+            <w:proofErr w:type="gramStart"/>
+            <w:r>
+              <w:rPr>
+                <w:sz w:val="20"/>
+                <w:szCs w:val="24"/>
+              </w:rPr>
+              <w:t>appsettings.json</w:t>
+            </w:r>
+            <w:proofErr w:type="spellEnd"/>
+            <w:proofErr w:type="gramEnd"/>
+            <w:r>
+              <w:rPr>
+                <w:sz w:val="20"/>
+                <w:szCs w:val="24"/>
+              </w:rPr>
+              <w:t>, документированные SQL-скрипты 01–10</w:t>
             </w:r>
           </w:p>
         </w:tc>
@@ -1254,42 +1384,120 @@
     </w:p>
     <w:p>
       <w:r>
-        <w:t>2. Запуск AutoCenterPlus.Client, вход admin/Admin123 — демонстрация справочников и расчёта стоимости заказа.</w:t>
+        <w:t xml:space="preserve">2. Запуск </w:t>
+      </w:r>
+      <w:proofErr w:type="spellStart"/>
+      <w:r>
+        <w:t>AutoCenterPlus.Client</w:t>
+      </w:r>
+      <w:proofErr w:type="spellEnd"/>
+      <w:r>
+        <w:t xml:space="preserve">, вход </w:t>
+      </w:r>
+      <w:proofErr w:type="spellStart"/>
+      <w:r>
+        <w:t>admin</w:t>
+      </w:r>
+      <w:proofErr w:type="spellEnd"/>
+      <w:r>
+        <w:t>/Admin123 — демонстрация справочников и расчёта стоимости заказа.</w:t>
       </w:r>
     </w:p>
     <w:p>
       <w:r>
-        <w:t>3. Вход manager/Manager123 — формирование отчёта «АнализЗаказовКлиентов», сценарии скидок 0 / &lt;20 / &gt;20 %, строка ИТОГО, зелёное оформление.</w:t>
+        <w:t xml:space="preserve">3. Вход </w:t>
+      </w:r>
+      <w:proofErr w:type="spellStart"/>
+      <w:r>
+        <w:t>manager</w:t>
+      </w:r>
+      <w:proofErr w:type="spellEnd"/>
+      <w:r>
+        <w:t>/Manager123 — формирование отчёта «</w:t>
+      </w:r>
+      <w:proofErr w:type="spellStart"/>
+      <w:r>
+        <w:t>АнализЗаказовКлиентов</w:t>
+      </w:r>
+      <w:proofErr w:type="spellEnd"/>
+      <w:r>
+        <w:t>», сценарии скидок 0 / &lt;20 / &gt;20 %, строка ИТОГО, зелёное оформление.</w:t>
       </w:r>
     </w:p>
     <w:p>
       <w:r>
-        <w:t>4. Вход operator/Operator123 — демонстрация RBAC (скрытые пункты, отказ в отчёте).</w:t>
+        <w:t xml:space="preserve">4. Вход </w:t>
+      </w:r>
+      <w:proofErr w:type="spellStart"/>
+      <w:r>
+        <w:t>operator</w:t>
+      </w:r>
+      <w:proofErr w:type="spellEnd"/>
+      <w:r>
+        <w:t>/Operator123 — демонстрация RBAC (скрытые пункты, отказ в отчёте).</w:t>
       </w:r>
     </w:p>
     <w:p>
       <w:r>
-        <w:t>5. Запуск AutoCenterPlus.Api (Swagger) — запросы коллекции Postman TC-08…TC-13.</w:t>
+        <w:t xml:space="preserve">5. Запуск </w:t>
+      </w:r>
+      <w:proofErr w:type="spellStart"/>
+      <w:r>
+        <w:t>AutoCenterPlus.Api</w:t>
+      </w:r>
+      <w:proofErr w:type="spellEnd"/>
+      <w:r>
+        <w:t xml:space="preserve"> (</w:t>
+      </w:r>
+      <w:proofErr w:type="spellStart"/>
+      <w:r>
+        <w:t>Swagger</w:t>
+      </w:r>
+      <w:proofErr w:type="spellEnd"/>
+      <w:r>
+        <w:t xml:space="preserve">) — запросы коллекции </w:t>
+      </w:r>
+      <w:proofErr w:type="spellStart"/>
+      <w:r>
+        <w:t>Postman</w:t>
+      </w:r>
+      <w:proofErr w:type="spellEnd"/>
+      <w:r>
+        <w:t xml:space="preserve"> TC-08…TC-13.</w:t>
       </w:r>
     </w:p>
     <w:p>
       <w:r>
-        <w:t>6. Скрипты 06–08 — обновление структуры, файловые группы, backup/restore.</w:t>
+        <w:t xml:space="preserve">6. Скрипты 06–08 — обновление структуры, файловые группы, </w:t>
+      </w:r>
+      <w:proofErr w:type="spellStart"/>
+      <w:r>
+        <w:t>backup</w:t>
+      </w:r>
+      <w:proofErr w:type="spellEnd"/>
+      <w:r>
+        <w:t>/</w:t>
+      </w:r>
+      <w:proofErr w:type="spellStart"/>
+      <w:r>
+        <w:t>restore</w:t>
+      </w:r>
+      <w:proofErr w:type="spellEnd"/>
+      <w:r>
+        <w:t>.</w:t>
       </w:r>
     </w:p>
+    <w:p/>
     <w:p>
       <w:r>
         <w:rPr>
           <w:b/>
           <w:bCs/>
         </w:rPr>
-        <w:t>Вывод:</w:t>
+        <w:t>Вывод</w:t>
       </w:r>
       <w:r>
-        <w:t xml:space="preserve"> </w:t>
-      </w:r>
-      <w:r>
-        <w:t>Задачи учебной практики по ПМ.06 «Сопровождение информационных систем» по теме «Автоцентр «Плюс» выполнены в полном объёме. Информационная система сопровождается по всем этапам жизненного цикла: от анализа предметной области до регламентов сопровождения и тестирования. Качество подтверждено внутренним и экспертным тестированием. Работа готова к сдаче на дифференцированный зачёт.</w:t>
+        <w:t>: Задачи учебной практики по ПМ.06 «Сопровождение информационных систем» по теме «Цех корпусной мебели» выполнены в полном объёме. Информационная система сопровождается по всем этапам жизненного цикла: от анализа предметной области до развёртывания, документирования и тестирования. Качество подтверждено внутренним тестированием и протоколом устранения замечаний. Работа готова к сдаче на дифференцированный зачёт.</w:t>
       </w:r>
     </w:p>
     <w:sectPr>
@@ -2066,6 +2274,7 @@
                                     </w:rPr>
                                     <w:t xml:space="preserve"> </w:t>
                                   </w:r>
+                                  <w:proofErr w:type="spellStart"/>
                                   <w:r>
                                     <w:rPr>
                                       <w:rFonts w:ascii="GOST type B" w:hAnsi="GOST type B"/>
@@ -2073,6 +2282,7 @@
                                     </w:rPr>
                                     <w:t>докум</w:t>
                                   </w:r>
+                                  <w:proofErr w:type="spellEnd"/>
                                   <w:r>
                                     <w:rPr>
                                       <w:rFonts w:ascii="GOST type B" w:hAnsi="GOST type B"/>
@@ -2104,6 +2314,7 @@
                                       <w:sz w:val="18"/>
                                     </w:rPr>
                                   </w:pPr>
+                                  <w:proofErr w:type="spellStart"/>
                                   <w:r>
                                     <w:rPr>
                                       <w:rFonts w:ascii="GOST type B" w:hAnsi="GOST type B"/>
@@ -2111,6 +2322,7 @@
                                     </w:rPr>
                                     <w:t>Подпись</w:t>
                                   </w:r>
+                                  <w:proofErr w:type="spellEnd"/>
                                 </w:p>
                               </w:tc>
                               <w:tc>
@@ -2723,6 +2935,7 @@
                               </w:rPr>
                               <w:t xml:space="preserve"> </w:t>
                             </w:r>
+                            <w:proofErr w:type="spellStart"/>
                             <w:r>
                               <w:rPr>
                                 <w:rFonts w:ascii="GOST type B" w:hAnsi="GOST type B"/>
@@ -2730,6 +2943,7 @@
                               </w:rPr>
                               <w:t>докум</w:t>
                             </w:r>
+                            <w:proofErr w:type="spellEnd"/>
                             <w:r>
                               <w:rPr>
                                 <w:rFonts w:ascii="GOST type B" w:hAnsi="GOST type B"/>
@@ -2761,6 +2975,7 @@
                                 <w:sz w:val="18"/>
                               </w:rPr>
                             </w:pPr>
+                            <w:proofErr w:type="spellStart"/>
                             <w:r>
                               <w:rPr>
                                 <w:rFonts w:ascii="GOST type B" w:hAnsi="GOST type B"/>
@@ -2768,6 +2983,7 @@
                               </w:rPr>
                               <w:t>Подпись</w:t>
                             </w:r>
+                            <w:proofErr w:type="spellEnd"/>
                           </w:p>
                         </w:tc>
                         <w:tc>
